--- a/submission_package/supplementary material.docx
+++ b/submission_package/supplementary material.docx
@@ -9,6 +9,18 @@
       </w:pPr>
       <w:r>
         <w:t xml:space="preserve">Supplementary Material</w:t>
+      </w:r>
+    </w:p>
+    <w:p>
+      <w:pPr>
+        <w:pStyle w:val="FirstParagraph"/>
+      </w:pPr>
+      <w:r>
+        <w:rPr>
+          <w:i/>
+          <w:iCs/>
+        </w:rPr>
+        <w:t xml:space="preserve">Note: Supplementary Tables S3 (TRIPOD checklist) and S7 (data-acquisition &amp; reproducibility checklist) are provided as separate files; their legends appear here for completeness. Supplementary Tables S1, S2, S4, S5 and S6 are tabulated below.</w:t>
       </w:r>
     </w:p>
     <w:bookmarkStart w:id="9" w:name="supplementary-tables"/>
